--- a/EXPORTS/DOCX/published/niveau3/English/KoninklijkeDefensieMus.docx
+++ b/EXPORTS/DOCX/published/niveau3/English/KoninklijkeDefensieMus.docx
@@ -1572,14 +1572,7 @@
           <w:color w:val="000000"/>
           <w:sz w:val="24"/>
         </w:rPr>
-        <w:hyperlink r:id="rId18" w:history="1">
-          <w:r>
-            <w:rPr>
-              <w:rStyle w:val="Hyperlink"/>
-            </w:rPr>
-            <w:t>Due to th</w:t>
-          </w:r>
-        </w:hyperlink>
+        <w:t>Due to th</w:t>
       </w:r>
       <w:r>
         <w:rPr>

--- a/EXPORTS/DOCX/published/niveau3/English/KoninklijkeDefensieMus.docx
+++ b/EXPORTS/DOCX/published/niveau3/English/KoninklijkeDefensieMus.docx
@@ -1572,7 +1572,14 @@
           <w:color w:val="000000"/>
           <w:sz w:val="24"/>
         </w:rPr>
-        <w:t>Due to th</w:t>
+        <w:hyperlink r:id="rId18" w:history="1">
+          <w:r>
+            <w:rPr>
+              <w:rStyle w:val="Hyperlink"/>
+            </w:rPr>
+            <w:t>Due to th</w:t>
+          </w:r>
+        </w:hyperlink>
       </w:r>
       <w:r>
         <w:rPr>
